--- a/2 - Solidity.docx
+++ b/2 - Solidity.docx
@@ -2786,7 +2786,7 @@
       </w:pPr>
       <w:r>
         <w:drawing>
-          <wp:inline distT="0" distB="0" distL="0" distR="0" wp14:anchorId="0FCD8D08" wp14:editId="77E6EC41">
+          <wp:inline distT="0" distB="0" distL="0" distR="0" wp14:anchorId="0FCD8D08" wp14:editId="30F5ED54">
             <wp:extent cx="5440293" cy="1798320"/>
             <wp:effectExtent l="190500" t="190500" r="198755" b="182880"/>
             <wp:docPr id="889128970" name="Picture 2"/>
@@ -11760,6 +11760,835 @@
         <w:t>In this case, 123 is passed as the second uint256 argument to the function.</w:t>
       </w:r>
     </w:p>
+    <w:p>
+      <w:pPr>
+        <w:rPr>
+          <w:color w:val="EE0000"/>
+        </w:rPr>
+      </w:pPr>
+      <w:r>
+        <w:rPr>
+          <w:color w:val="EE0000"/>
+        </w:rPr>
+        <w:t>To reset an array:</w:t>
+      </w:r>
+    </w:p>
+    <w:p>
+      <w:pPr>
+        <w:pStyle w:val="codesnippet"/>
+        <w:framePr w:wrap="notBeside"/>
+      </w:pPr>
+      <w:r>
+        <w:t>fundersHistory = new address[](0);</w:t>
+      </w:r>
+    </w:p>
+    <w:p/>
+    <w:p>
+      <w:pPr>
+        <w:pStyle w:val="Heading2"/>
+        <w:rPr>
+          <w:color w:val="EE0000"/>
+        </w:rPr>
+      </w:pPr>
+      <w:r>
+        <w:rPr>
+          <w:color w:val="EE0000"/>
+        </w:rPr>
+        <w:t>How to send ETH to an account?</w:t>
+      </w:r>
+    </w:p>
+    <w:p>
+      <w:pPr>
+        <w:pStyle w:val="Heading3"/>
+        <w:numPr>
+          <w:ilvl w:val="0"/>
+          <w:numId w:val="11"/>
+        </w:numPr>
+      </w:pPr>
+      <w:r>
+        <w:t>Transfer (depricated)</w:t>
+      </w:r>
+    </w:p>
+    <w:p>
+      <w:pPr>
+        <w:pStyle w:val="codesnippet"/>
+        <w:framePr w:wrap="notBeside"/>
+        <w:rPr>
+          <w:color w:val="A2A3BD"/>
+        </w:rPr>
+      </w:pPr>
+      <w:r>
+        <w:rPr>
+          <w:color w:val="00BC8C"/>
+        </w:rPr>
+        <w:t>payable</w:t>
+      </w:r>
+      <w:r>
+        <w:rPr>
+          <w:color w:val="DCDCDC"/>
+        </w:rPr>
+        <w:t>(</w:t>
+      </w:r>
+      <w:r>
+        <w:rPr>
+          <w:color w:val="375A7F"/>
+        </w:rPr>
+        <w:t>msg</w:t>
+      </w:r>
+      <w:r>
+        <w:rPr>
+          <w:color w:val="DCDCDC"/>
+        </w:rPr>
+        <w:t>.</w:t>
+      </w:r>
+      <w:r>
+        <w:rPr>
+          <w:color w:val="A2A3BD"/>
+        </w:rPr>
+        <w:t>sender</w:t>
+      </w:r>
+      <w:r>
+        <w:rPr>
+          <w:color w:val="DCDCDC"/>
+        </w:rPr>
+        <w:t>).</w:t>
+      </w:r>
+      <w:r>
+        <w:rPr>
+          <w:color w:val="A2A3BD"/>
+        </w:rPr>
+        <w:t>transfer</w:t>
+      </w:r>
+      <w:r>
+        <w:rPr>
+          <w:color w:val="DCDCDC"/>
+        </w:rPr>
+        <w:t>(</w:t>
+      </w:r>
+      <w:r>
+        <w:rPr>
+          <w:color w:val="569CD6"/>
+        </w:rPr>
+        <w:t>address</w:t>
+      </w:r>
+      <w:r>
+        <w:rPr>
+          <w:color w:val="DCDCDC"/>
+        </w:rPr>
+        <w:t>(</w:t>
+      </w:r>
+      <w:r>
+        <w:rPr>
+          <w:color w:val="3498DB"/>
+        </w:rPr>
+        <w:t>this</w:t>
+      </w:r>
+      <w:r>
+        <w:rPr>
+          <w:color w:val="DCDCDC"/>
+        </w:rPr>
+        <w:t>).</w:t>
+      </w:r>
+      <w:r>
+        <w:rPr>
+          <w:color w:val="A2A3BD"/>
+        </w:rPr>
+        <w:t>balance</w:t>
+      </w:r>
+      <w:r>
+        <w:rPr>
+          <w:color w:val="DCDCDC"/>
+        </w:rPr>
+        <w:t>);</w:t>
+      </w:r>
+      <w:r>
+        <w:rPr>
+          <w:color w:val="A2A3BD"/>
+        </w:rPr>
+        <w:t xml:space="preserve"> </w:t>
+      </w:r>
+      <w:r>
+        <w:t>// transfer is depricated)</w:t>
+      </w:r>
+    </w:p>
+    <w:p>
+      <w:r>
+        <w:t>why depricated:</w:t>
+      </w:r>
+    </w:p>
+    <w:p>
+      <w:r>
+        <w:t>Transfer</w:t>
+      </w:r>
+      <w:r>
+        <w:t xml:space="preserve"> has a significant limitation. It can only use up to 2300 gas and it reverts any transaction that exceeds this gas limit</w:t>
+      </w:r>
+      <w:r>
+        <w:t>.</w:t>
+      </w:r>
+    </w:p>
+    <w:p>
+      <w:r>
+        <w:t>Also msg.sender.transfer() means transfer to me.</w:t>
+      </w:r>
+    </w:p>
+    <w:p>
+      <w:pPr>
+        <w:pStyle w:val="Heading3"/>
+        <w:numPr>
+          <w:ilvl w:val="0"/>
+          <w:numId w:val="11"/>
+        </w:numPr>
+      </w:pPr>
+      <w:r>
+        <w:t>Send</w:t>
+      </w:r>
+      <w:r>
+        <w:t xml:space="preserve"> </w:t>
+      </w:r>
+      <w:r>
+        <w:t>(depricated)</w:t>
+      </w:r>
+    </w:p>
+    <w:p>
+      <w:r>
+        <w:t>The send function is similar to transfer, but it differs in its behaviour:</w:t>
+      </w:r>
+    </w:p>
+    <w:p>
+      <w:pPr>
+        <w:pStyle w:val="codesnippet"/>
+        <w:framePr w:wrap="notBeside"/>
+      </w:pPr>
+      <w:r>
+        <w:t>bool success = payable(msg.sender).send(address(this).balance);</w:t>
+      </w:r>
+    </w:p>
+    <w:p>
+      <w:pPr>
+        <w:pStyle w:val="codesnippet"/>
+        <w:framePr w:wrap="notBeside"/>
+      </w:pPr>
+      <w:r>
+        <w:t>require(success, "Send failed");</w:t>
+      </w:r>
+    </w:p>
+    <w:p>
+      <w:r>
+        <w:t xml:space="preserve">Like transfer, send also has a gas limit of 2300. If the gas limit is reached, it will not revert the transaction but return a boolean value (true or false) to indicate the success or failure of the </w:t>
+      </w:r>
+      <w:r>
+        <w:lastRenderedPageBreak/>
+        <w:t xml:space="preserve">transaction. It is the developer's responsibility to handle failure correctly, and it's good practice to trigger a </w:t>
+      </w:r>
+      <w:r>
+        <w:rPr>
+          <w:b/>
+          <w:bCs/>
+        </w:rPr>
+        <w:t>revert</w:t>
+      </w:r>
+      <w:r>
+        <w:t xml:space="preserve"> condition if the send returns false.</w:t>
+      </w:r>
+    </w:p>
+    <w:p>
+      <w:pPr>
+        <w:pStyle w:val="Heading3"/>
+        <w:numPr>
+          <w:ilvl w:val="0"/>
+          <w:numId w:val="11"/>
+        </w:numPr>
+        <w:rPr>
+          <w:color w:val="EE0000"/>
+        </w:rPr>
+      </w:pPr>
+      <w:r>
+        <w:rPr>
+          <w:color w:val="EE0000"/>
+        </w:rPr>
+        <w:t>Call</w:t>
+      </w:r>
+      <w:r>
+        <w:rPr>
+          <w:color w:val="EE0000"/>
+        </w:rPr>
+        <w:t xml:space="preserve"> (this is how we do it)</w:t>
+      </w:r>
+    </w:p>
+    <w:p>
+      <w:r>
+        <w:t xml:space="preserve">The call function is flexible and powerful. It can be used to call any function </w:t>
+      </w:r>
+      <w:r>
+        <w:rPr>
+          <w:b/>
+          <w:bCs/>
+        </w:rPr>
+        <w:t>without requiring its ABI</w:t>
+      </w:r>
+      <w:r>
+        <w:t>. It does not have a gas limit, and like send, it returns a boolean value instead of reverting like transfer.</w:t>
+      </w:r>
+    </w:p>
+    <w:p>
+      <w:pPr>
+        <w:pStyle w:val="codesnippet"/>
+        <w:framePr w:wrap="notBeside"/>
+      </w:pPr>
+      <w:r>
+        <w:t>(bool success, ) = payable(msg.sender).call{value: address(this).balance}("");</w:t>
+      </w:r>
+    </w:p>
+    <w:p>
+      <w:pPr>
+        <w:pStyle w:val="codesnippet"/>
+        <w:framePr w:wrap="notBeside"/>
+      </w:pPr>
+      <w:r>
+        <w:t>require(success, "Call failed");</w:t>
+      </w:r>
+    </w:p>
+    <w:p>
+      <w:r>
+        <w:t>To send funds using the call function, we convert the address of the receiver to payable and add the value inside curly brackets before the parameters passed.</w:t>
+      </w:r>
+    </w:p>
+    <w:p>
+      <w:pPr>
+        <w:pStyle w:val="Heading2"/>
+      </w:pPr>
+      <w:r>
+        <w:t>Modifiers</w:t>
+      </w:r>
+    </w:p>
+    <w:p>
+      <w:r>
+        <w:t>Modifiers in Solidity allow embedding custom lines of code within any function to modify its behaviour.</w:t>
+      </w:r>
+    </w:p>
+    <w:p>
+      <w:r>
+        <w:t>Here's how to create a modifier:</w:t>
+      </w:r>
+    </w:p>
+    <w:p>
+      <w:pPr>
+        <w:pStyle w:val="codesnippet"/>
+        <w:framePr w:wrap="notBeside"/>
+      </w:pPr>
+      <w:r>
+        <w:t>modifier onlyOwner {</w:t>
+      </w:r>
+    </w:p>
+    <w:p>
+      <w:pPr>
+        <w:pStyle w:val="codesnippet"/>
+        <w:framePr w:wrap="notBeside"/>
+      </w:pPr>
+      <w:r>
+        <w:t>require(msg.sender == owner, "Sender is not owner");</w:t>
+      </w:r>
+    </w:p>
+    <w:p>
+      <w:pPr>
+        <w:pStyle w:val="codesnippet"/>
+        <w:framePr w:wrap="notBeside"/>
+      </w:pPr>
+      <w:r>
+        <w:t>_;</w:t>
+      </w:r>
+    </w:p>
+    <w:p>
+      <w:pPr>
+        <w:pStyle w:val="codesnippet"/>
+        <w:framePr w:wrap="notBeside"/>
+      </w:pPr>
+      <w:r>
+        <w:t>}</w:t>
+      </w:r>
+    </w:p>
+    <w:p>
+      <w:r>
+        <w:br/>
+        <w:t>The modifier is named onlyOwner to reflect the condition it checks.</w:t>
+      </w:r>
+    </w:p>
+    <w:p>
+      <w:pPr>
+        <w:pStyle w:val="Heading3"/>
+        <w:rPr>
+          <w:color w:val="EE0000"/>
+        </w:rPr>
+      </w:pPr>
+      <w:r>
+        <w:rPr>
+          <w:color w:val="EE0000"/>
+        </w:rPr>
+        <w:t>The _ (underscore)</w:t>
+      </w:r>
+    </w:p>
+    <w:p>
+      <w:r>
+        <w:t>The underscore _ placed in the body is a placeholder for the modified function's code. When the function with the modifier is called, the code before _ runs first, and if it succeeds, the function's code executes next.</w:t>
+      </w:r>
+    </w:p>
+    <w:p>
+      <w:r>
+        <w:t>Other ways to put it:</w:t>
+      </w:r>
+    </w:p>
+    <w:p>
+      <w:pPr>
+        <w:pStyle w:val="codesnippet"/>
+        <w:framePr w:wrap="auto" w:vAnchor="margin" w:yAlign="inline"/>
+      </w:pPr>
+      <w:r>
+        <w:t>modifier onlyOwner {</w:t>
+      </w:r>
+    </w:p>
+    <w:p>
+      <w:pPr>
+        <w:pStyle w:val="codesnippet"/>
+        <w:framePr w:wrap="auto" w:vAnchor="margin" w:yAlign="inline"/>
+      </w:pPr>
+      <w:r>
+        <w:t>_;</w:t>
+      </w:r>
+    </w:p>
+    <w:p>
+      <w:pPr>
+        <w:pStyle w:val="codesnippet"/>
+        <w:framePr w:wrap="auto" w:vAnchor="margin" w:yAlign="inline"/>
+      </w:pPr>
+      <w:r>
+        <w:t>require(msg.sender == owner, "Sender is not owner");</w:t>
+      </w:r>
+    </w:p>
+    <w:p>
+      <w:pPr>
+        <w:pStyle w:val="codesnippet"/>
+        <w:framePr w:wrap="auto" w:vAnchor="margin" w:yAlign="inline"/>
+      </w:pPr>
+      <w:r>
+        <w:t>}</w:t>
+      </w:r>
+    </w:p>
+    <w:p>
+      <w:r>
+        <w:t>Or</w:t>
+      </w:r>
+    </w:p>
+    <w:p>
+      <w:pPr>
+        <w:pStyle w:val="codesnippet"/>
+        <w:framePr w:wrap="auto" w:vAnchor="margin" w:yAlign="inline"/>
+      </w:pPr>
+      <w:r>
+        <w:t>modifier onlyOwner {</w:t>
+      </w:r>
+    </w:p>
+    <w:p>
+      <w:pPr>
+        <w:pStyle w:val="codesnippet"/>
+        <w:framePr w:wrap="auto" w:vAnchor="margin" w:yAlign="inline"/>
+      </w:pPr>
+      <w:r>
+        <w:t>require(msg.sender == owner, "Sender is not owner");</w:t>
+      </w:r>
+    </w:p>
+    <w:p>
+      <w:pPr>
+        <w:pStyle w:val="codesnippet"/>
+        <w:framePr w:wrap="auto" w:vAnchor="margin" w:yAlign="inline"/>
+      </w:pPr>
+      <w:r>
+        <w:t>_;</w:t>
+      </w:r>
+    </w:p>
+    <w:p>
+      <w:pPr>
+        <w:pStyle w:val="codesnippet"/>
+        <w:framePr w:wrap="auto" w:vAnchor="margin" w:yAlign="inline"/>
+      </w:pPr>
+      <w:r>
+        <w:t>//some other logic in the modifier.</w:t>
+      </w:r>
+    </w:p>
+    <w:p>
+      <w:pPr>
+        <w:pStyle w:val="codesnippet"/>
+        <w:framePr w:wrap="auto" w:vAnchor="margin" w:yAlign="inline"/>
+      </w:pPr>
+      <w:r>
+        <w:t>}</w:t>
+      </w:r>
+    </w:p>
+    <w:p>
+      <w:r>
+        <w:t>For example, the onlyOwner modifier can be applied to the withdraw function like this:</w:t>
+      </w:r>
+    </w:p>
+    <w:p>
+      <w:pPr>
+        <w:pStyle w:val="codesnippet"/>
+        <w:framePr w:wrap="notBeside"/>
+      </w:pPr>
+      <w:r>
+        <w:t>function withdraw(uint amount) public onlyOwner {</w:t>
+      </w:r>
+    </w:p>
+    <w:p>
+      <w:pPr>
+        <w:pStyle w:val="codesnippet"/>
+        <w:framePr w:wrap="notBeside"/>
+      </w:pPr>
+      <w:r>
+        <w:t>// Function logic</w:t>
+      </w:r>
+    </w:p>
+    <w:p>
+      <w:pPr>
+        <w:pStyle w:val="codesnippet"/>
+        <w:framePr w:wrap="notBeside"/>
+      </w:pPr>
+      <w:r>
+        <w:t>}</w:t>
+      </w:r>
+    </w:p>
+    <w:p>
+      <w:pPr>
+        <w:pStyle w:val="Heading2"/>
+      </w:pPr>
+      <w:r>
+        <w:lastRenderedPageBreak/>
+        <w:t>Const</w:t>
+      </w:r>
+      <w:r>
+        <w:t>ant</w:t>
+      </w:r>
+      <w:r>
+        <w:t>s and Immutables</w:t>
+      </w:r>
+    </w:p>
+    <w:p>
+      <w:pPr>
+        <w:rPr>
+          <w:color w:val="EE0000"/>
+        </w:rPr>
+      </w:pPr>
+      <w:r>
+        <w:rPr>
+          <w:color w:val="EE0000"/>
+        </w:rPr>
+        <w:t>These variables are stored in the ByteCode of the contract instead of the storage. So, they use much less gas!</w:t>
+      </w:r>
+    </w:p>
+    <w:p>
+      <w:r>
+        <w:t>For max gas efficiency:</w:t>
+      </w:r>
+    </w:p>
+    <w:p>
+      <w:r>
+        <w:t>To reduce gas usage, we can use the keywords constant and immutable. These keywords ensure the variable values remain unchanged.</w:t>
+      </w:r>
+    </w:p>
+    <w:p>
+      <w:r>
+        <w:t>Using the constant keyword can save approximately 19,000 gas, which is close to the cost of sending ETH between two accounts.</w:t>
+      </w:r>
+      <w:r>
+        <w:t xml:space="preserve"> It’s almost 1$!</w:t>
+      </w:r>
+      <w:r>
+        <w:br/>
+        <w:t>Naming conventions for constant are all caps with underscores in place of spaces (e.g., MINIMUM_USD).</w:t>
+      </w:r>
+    </w:p>
+    <w:p>
+      <w:r>
+        <w:t xml:space="preserve">While constant variables are for values known at compile time, </w:t>
+      </w:r>
+      <w:r>
+        <w:rPr>
+          <w:color w:val="EE0000"/>
+        </w:rPr>
+        <w:t xml:space="preserve">immutable can be used for variables set at deployment time (in the constructor) </w:t>
+      </w:r>
+      <w:r>
+        <w:t>that will not change. The naming convention for immutable variables is to add the prefix i_ to the variable name (e.g., i_owner).</w:t>
+      </w:r>
+    </w:p>
+    <w:p>
+      <w:pPr>
+        <w:pStyle w:val="Heading2"/>
+        <w:rPr>
+          <w:color w:val="EE0000"/>
+        </w:rPr>
+      </w:pPr>
+      <w:r>
+        <w:rPr>
+          <w:color w:val="EE0000"/>
+        </w:rPr>
+        <w:t>Receive and Fallback</w:t>
+      </w:r>
+    </w:p>
+    <w:p>
+      <w:r>
+        <w:t xml:space="preserve">receive and fallback are </w:t>
+      </w:r>
+      <w:r>
+        <w:rPr>
+          <w:i/>
+          <w:iCs/>
+        </w:rPr>
+        <w:t>special functions</w:t>
+      </w:r>
+      <w:r>
+        <w:t xml:space="preserve"> triggered when users send Ether directly to the contract or call non-existent functions. These functions do not return anything and must be declared external.</w:t>
+      </w:r>
+    </w:p>
+    <w:p>
+      <w:pPr>
+        <w:rPr>
+          <w:color w:val="EE0000"/>
+        </w:rPr>
+      </w:pPr>
+      <w:r>
+        <w:rPr>
+          <w:color w:val="EE0000"/>
+        </w:rPr>
+        <w:t>The low-level interactions in remix is like sending ether using the send button in the meta mask. You are simlpy sending ETH to an account not knowing</w:t>
+      </w:r>
+      <w:r>
+        <w:rPr>
+          <w:color w:val="EE0000"/>
+        </w:rPr>
+        <w:t xml:space="preserve"> it’s ABI</w:t>
+      </w:r>
+      <w:r>
+        <w:rPr>
+          <w:color w:val="EE0000"/>
+        </w:rPr>
+        <w:t>.</w:t>
+      </w:r>
+      <w:r>
+        <w:rPr>
+          <w:color w:val="EE0000"/>
+        </w:rPr>
+        <w:t xml:space="preserve"> In Solidity, if Ether is sent to a contract without a receive or fallback function, the transaction will be rejected, and the Ether will not be transferred. </w:t>
+      </w:r>
+    </w:p>
+    <w:p>
+      <w:r>
+        <w:rPr>
+          <w:color w:val="EE0000"/>
+        </w:rPr>
+        <w:t xml:space="preserve">fallback </w:t>
+      </w:r>
+      <w:r>
+        <w:t>is a special function that is executed either when</w:t>
+      </w:r>
+    </w:p>
+    <w:p>
+      <w:pPr>
+        <w:numPr>
+          <w:ilvl w:val="0"/>
+          <w:numId w:val="10"/>
+        </w:numPr>
+      </w:pPr>
+      <w:r>
+        <w:t>a function that does not exist is called or</w:t>
+      </w:r>
+    </w:p>
+    <w:p>
+      <w:pPr>
+        <w:numPr>
+          <w:ilvl w:val="0"/>
+          <w:numId w:val="10"/>
+        </w:numPr>
+      </w:pPr>
+      <w:r>
+        <w:t>Ether is sent directly to a contract but receive() does not exist or msg.data is not empty</w:t>
+      </w:r>
+    </w:p>
+    <w:p>
+      <w:r>
+        <w:t xml:space="preserve">To better understand the conditions under which Solidity calls the receive or fallback function, refer to the </w:t>
+      </w:r>
+      <w:r>
+        <w:rPr>
+          <w:color w:val="EE0000"/>
+        </w:rPr>
+        <w:t>flowchart below:</w:t>
+      </w:r>
+    </w:p>
+    <w:p>
+      <w:pPr>
+        <w:pStyle w:val="codesnippet"/>
+        <w:framePr w:wrap="notBeside"/>
+        <w:rPr>
+          <w:color w:val="ED7D31" w:themeColor="accent2"/>
+        </w:rPr>
+      </w:pPr>
+      <w:r>
+        <w:rPr>
+          <w:color w:val="ED7D31" w:themeColor="accent2"/>
+        </w:rPr>
+        <w:t xml:space="preserve">                 send Ether</w:t>
+      </w:r>
+    </w:p>
+    <w:p>
+      <w:pPr>
+        <w:pStyle w:val="codesnippet"/>
+        <w:framePr w:wrap="notBeside"/>
+        <w:rPr>
+          <w:color w:val="ED7D31" w:themeColor="accent2"/>
+        </w:rPr>
+      </w:pPr>
+      <w:r>
+        <w:rPr>
+          <w:color w:val="ED7D31" w:themeColor="accent2"/>
+        </w:rPr>
+        <w:t xml:space="preserve">                      |</w:t>
+      </w:r>
+    </w:p>
+    <w:p>
+      <w:pPr>
+        <w:pStyle w:val="codesnippet"/>
+        <w:framePr w:wrap="notBeside"/>
+        <w:rPr>
+          <w:color w:val="ED7D31" w:themeColor="accent2"/>
+        </w:rPr>
+      </w:pPr>
+      <w:r>
+        <w:rPr>
+          <w:color w:val="ED7D31" w:themeColor="accent2"/>
+        </w:rPr>
+        <w:t xml:space="preserve">               msg.data is empty?</w:t>
+      </w:r>
+    </w:p>
+    <w:p>
+      <w:pPr>
+        <w:pStyle w:val="codesnippet"/>
+        <w:framePr w:wrap="notBeside"/>
+        <w:rPr>
+          <w:color w:val="ED7D31" w:themeColor="accent2"/>
+        </w:rPr>
+      </w:pPr>
+      <w:r>
+        <w:rPr>
+          <w:color w:val="ED7D31" w:themeColor="accent2"/>
+        </w:rPr>
+        <w:t xml:space="preserve">                /                \</w:t>
+      </w:r>
+    </w:p>
+    <w:p>
+      <w:pPr>
+        <w:pStyle w:val="codesnippet"/>
+        <w:framePr w:wrap="notBeside"/>
+        <w:rPr>
+          <w:color w:val="ED7D31" w:themeColor="accent2"/>
+        </w:rPr>
+      </w:pPr>
+      <w:r>
+        <w:rPr>
+          <w:color w:val="ED7D31" w:themeColor="accent2"/>
+        </w:rPr>
+        <w:t xml:space="preserve">            yes          no (the func doesn’t exist)</w:t>
+      </w:r>
+    </w:p>
+    <w:p>
+      <w:pPr>
+        <w:pStyle w:val="codesnippet"/>
+        <w:framePr w:wrap="notBeside"/>
+        <w:rPr>
+          <w:color w:val="ED7D31" w:themeColor="accent2"/>
+        </w:rPr>
+      </w:pPr>
+      <w:r>
+        <w:rPr>
+          <w:color w:val="ED7D31" w:themeColor="accent2"/>
+        </w:rPr>
+        <w:t xml:space="preserve">             |                          |</w:t>
+      </w:r>
+    </w:p>
+    <w:p>
+      <w:pPr>
+        <w:pStyle w:val="codesnippet"/>
+        <w:framePr w:wrap="notBeside"/>
+        <w:rPr>
+          <w:color w:val="ED7D31" w:themeColor="accent2"/>
+        </w:rPr>
+      </w:pPr>
+      <w:r>
+        <w:rPr>
+          <w:color w:val="ED7D31" w:themeColor="accent2"/>
+        </w:rPr>
+        <w:t xml:space="preserve">    receive() exists?               fallback()</w:t>
+      </w:r>
+    </w:p>
+    <w:p>
+      <w:pPr>
+        <w:pStyle w:val="codesnippet"/>
+        <w:framePr w:wrap="notBeside"/>
+        <w:rPr>
+          <w:color w:val="ED7D31" w:themeColor="accent2"/>
+        </w:rPr>
+      </w:pPr>
+      <w:r>
+        <w:rPr>
+          <w:color w:val="ED7D31" w:themeColor="accent2"/>
+        </w:rPr>
+        <w:t xml:space="preserve">        /        \</w:t>
+      </w:r>
+    </w:p>
+    <w:p>
+      <w:pPr>
+        <w:pStyle w:val="codesnippet"/>
+        <w:framePr w:wrap="notBeside"/>
+        <w:rPr>
+          <w:color w:val="ED7D31" w:themeColor="accent2"/>
+        </w:rPr>
+      </w:pPr>
+      <w:r>
+        <w:rPr>
+          <w:color w:val="ED7D31" w:themeColor="accent2"/>
+        </w:rPr>
+        <w:t xml:space="preserve">     yes          no</w:t>
+      </w:r>
+    </w:p>
+    <w:p>
+      <w:pPr>
+        <w:pStyle w:val="codesnippet"/>
+        <w:framePr w:wrap="notBeside"/>
+        <w:rPr>
+          <w:color w:val="ED7D31" w:themeColor="accent2"/>
+        </w:rPr>
+      </w:pPr>
+      <w:r>
+        <w:rPr>
+          <w:color w:val="ED7D31" w:themeColor="accent2"/>
+        </w:rPr>
+        <w:t xml:space="preserve">      |            |</w:t>
+      </w:r>
+    </w:p>
+    <w:p>
+      <w:pPr>
+        <w:pStyle w:val="codesnippet"/>
+        <w:framePr w:wrap="notBeside"/>
+        <w:rPr>
+          <w:color w:val="ED7D31" w:themeColor="accent2"/>
+        </w:rPr>
+      </w:pPr>
+      <w:r>
+        <w:rPr>
+          <w:color w:val="ED7D31" w:themeColor="accent2"/>
+        </w:rPr>
+        <w:t xml:space="preserve">  receive()     fallback()</w:t>
+      </w:r>
+    </w:p>
     <w:p/>
     <w:sectPr>
       <w:pgSz w:w="12240" w:h="15840"/>
@@ -12451,6 +13280,184 @@
     </w:lvl>
   </w:abstractNum>
   <w:abstractNum w:abstractNumId="5" w15:restartNumberingAfterBreak="0">
+    <w:nsid w:val="1F9E2604"/>
+    <w:multiLevelType w:val="hybridMultilevel"/>
+    <w:tmpl w:val="3BF0ED12"/>
+    <w:lvl w:ilvl="0" w:tplc="0409000F">
+      <w:start w:val="1"/>
+      <w:numFmt w:val="decimal"/>
+      <w:lvlText w:val="%1."/>
+      <w:lvlJc w:val="left"/>
+      <w:pPr>
+        <w:ind w:left="720" w:hanging="360"/>
+      </w:pPr>
+      <w:rPr>
+        <w:rFonts w:hint="default"/>
+      </w:rPr>
+    </w:lvl>
+    <w:lvl w:ilvl="1" w:tplc="04090019" w:tentative="1">
+      <w:start w:val="1"/>
+      <w:numFmt w:val="lowerLetter"/>
+      <w:lvlText w:val="%2."/>
+      <w:lvlJc w:val="left"/>
+      <w:pPr>
+        <w:ind w:left="1440" w:hanging="360"/>
+      </w:pPr>
+    </w:lvl>
+    <w:lvl w:ilvl="2" w:tplc="0409001B" w:tentative="1">
+      <w:start w:val="1"/>
+      <w:numFmt w:val="lowerRoman"/>
+      <w:lvlText w:val="%3."/>
+      <w:lvlJc w:val="right"/>
+      <w:pPr>
+        <w:ind w:left="2160" w:hanging="180"/>
+      </w:pPr>
+    </w:lvl>
+    <w:lvl w:ilvl="3" w:tplc="0409000F" w:tentative="1">
+      <w:start w:val="1"/>
+      <w:numFmt w:val="decimal"/>
+      <w:lvlText w:val="%4."/>
+      <w:lvlJc w:val="left"/>
+      <w:pPr>
+        <w:ind w:left="2880" w:hanging="360"/>
+      </w:pPr>
+    </w:lvl>
+    <w:lvl w:ilvl="4" w:tplc="04090019" w:tentative="1">
+      <w:start w:val="1"/>
+      <w:numFmt w:val="lowerLetter"/>
+      <w:lvlText w:val="%5."/>
+      <w:lvlJc w:val="left"/>
+      <w:pPr>
+        <w:ind w:left="3600" w:hanging="360"/>
+      </w:pPr>
+    </w:lvl>
+    <w:lvl w:ilvl="5" w:tplc="0409001B" w:tentative="1">
+      <w:start w:val="1"/>
+      <w:numFmt w:val="lowerRoman"/>
+      <w:lvlText w:val="%6."/>
+      <w:lvlJc w:val="right"/>
+      <w:pPr>
+        <w:ind w:left="4320" w:hanging="180"/>
+      </w:pPr>
+    </w:lvl>
+    <w:lvl w:ilvl="6" w:tplc="0409000F" w:tentative="1">
+      <w:start w:val="1"/>
+      <w:numFmt w:val="decimal"/>
+      <w:lvlText w:val="%7."/>
+      <w:lvlJc w:val="left"/>
+      <w:pPr>
+        <w:ind w:left="5040" w:hanging="360"/>
+      </w:pPr>
+    </w:lvl>
+    <w:lvl w:ilvl="7" w:tplc="04090019" w:tentative="1">
+      <w:start w:val="1"/>
+      <w:numFmt w:val="lowerLetter"/>
+      <w:lvlText w:val="%8."/>
+      <w:lvlJc w:val="left"/>
+      <w:pPr>
+        <w:ind w:left="5760" w:hanging="360"/>
+      </w:pPr>
+    </w:lvl>
+    <w:lvl w:ilvl="8" w:tplc="0409001B" w:tentative="1">
+      <w:start w:val="1"/>
+      <w:numFmt w:val="lowerRoman"/>
+      <w:lvlText w:val="%9."/>
+      <w:lvlJc w:val="right"/>
+      <w:pPr>
+        <w:ind w:left="6480" w:hanging="180"/>
+      </w:pPr>
+    </w:lvl>
+  </w:abstractNum>
+  <w:abstractNum w:abstractNumId="6" w15:restartNumberingAfterBreak="0">
+    <w:nsid w:val="205A4431"/>
+    <w:multiLevelType w:val="hybridMultilevel"/>
+    <w:tmpl w:val="3342BFF8"/>
+    <w:lvl w:ilvl="0" w:tplc="DB141A38">
+      <w:start w:val="1"/>
+      <w:numFmt w:val="decimal"/>
+      <w:lvlText w:val="%1-"/>
+      <w:lvlJc w:val="left"/>
+      <w:pPr>
+        <w:ind w:left="720" w:hanging="360"/>
+      </w:pPr>
+      <w:rPr>
+        <w:rFonts w:hint="default"/>
+      </w:rPr>
+    </w:lvl>
+    <w:lvl w:ilvl="1" w:tplc="04090019" w:tentative="1">
+      <w:start w:val="1"/>
+      <w:numFmt w:val="lowerLetter"/>
+      <w:lvlText w:val="%2."/>
+      <w:lvlJc w:val="left"/>
+      <w:pPr>
+        <w:ind w:left="1440" w:hanging="360"/>
+      </w:pPr>
+    </w:lvl>
+    <w:lvl w:ilvl="2" w:tplc="0409001B" w:tentative="1">
+      <w:start w:val="1"/>
+      <w:numFmt w:val="lowerRoman"/>
+      <w:lvlText w:val="%3."/>
+      <w:lvlJc w:val="right"/>
+      <w:pPr>
+        <w:ind w:left="2160" w:hanging="180"/>
+      </w:pPr>
+    </w:lvl>
+    <w:lvl w:ilvl="3" w:tplc="0409000F" w:tentative="1">
+      <w:start w:val="1"/>
+      <w:numFmt w:val="decimal"/>
+      <w:lvlText w:val="%4."/>
+      <w:lvlJc w:val="left"/>
+      <w:pPr>
+        <w:ind w:left="2880" w:hanging="360"/>
+      </w:pPr>
+    </w:lvl>
+    <w:lvl w:ilvl="4" w:tplc="04090019" w:tentative="1">
+      <w:start w:val="1"/>
+      <w:numFmt w:val="lowerLetter"/>
+      <w:lvlText w:val="%5."/>
+      <w:lvlJc w:val="left"/>
+      <w:pPr>
+        <w:ind w:left="3600" w:hanging="360"/>
+      </w:pPr>
+    </w:lvl>
+    <w:lvl w:ilvl="5" w:tplc="0409001B" w:tentative="1">
+      <w:start w:val="1"/>
+      <w:numFmt w:val="lowerRoman"/>
+      <w:lvlText w:val="%6."/>
+      <w:lvlJc w:val="right"/>
+      <w:pPr>
+        <w:ind w:left="4320" w:hanging="180"/>
+      </w:pPr>
+    </w:lvl>
+    <w:lvl w:ilvl="6" w:tplc="0409000F" w:tentative="1">
+      <w:start w:val="1"/>
+      <w:numFmt w:val="decimal"/>
+      <w:lvlText w:val="%7."/>
+      <w:lvlJc w:val="left"/>
+      <w:pPr>
+        <w:ind w:left="5040" w:hanging="360"/>
+      </w:pPr>
+    </w:lvl>
+    <w:lvl w:ilvl="7" w:tplc="04090019" w:tentative="1">
+      <w:start w:val="1"/>
+      <w:numFmt w:val="lowerLetter"/>
+      <w:lvlText w:val="%8."/>
+      <w:lvlJc w:val="left"/>
+      <w:pPr>
+        <w:ind w:left="5760" w:hanging="360"/>
+      </w:pPr>
+    </w:lvl>
+    <w:lvl w:ilvl="8" w:tplc="0409001B" w:tentative="1">
+      <w:start w:val="1"/>
+      <w:numFmt w:val="lowerRoman"/>
+      <w:lvlText w:val="%9."/>
+      <w:lvlJc w:val="right"/>
+      <w:pPr>
+        <w:ind w:left="6480" w:hanging="180"/>
+      </w:pPr>
+    </w:lvl>
+  </w:abstractNum>
+  <w:abstractNum w:abstractNumId="7" w15:restartNumberingAfterBreak="0">
     <w:nsid w:val="313A2F2C"/>
     <w:multiLevelType w:val="multilevel"/>
     <w:tmpl w:val="E7CAD442"/>
@@ -12599,7 +13606,7 @@
       </w:rPr>
     </w:lvl>
   </w:abstractNum>
-  <w:abstractNum w:abstractNumId="6" w15:restartNumberingAfterBreak="0">
+  <w:abstractNum w:abstractNumId="8" w15:restartNumberingAfterBreak="0">
     <w:nsid w:val="3F461E88"/>
     <w:multiLevelType w:val="multilevel"/>
     <w:tmpl w:val="F3E66D78"/>
@@ -12748,10 +13755,159 @@
       </w:rPr>
     </w:lvl>
   </w:abstractNum>
-  <w:abstractNum w:abstractNumId="7" w15:restartNumberingAfterBreak="0">
+  <w:abstractNum w:abstractNumId="9" w15:restartNumberingAfterBreak="0">
     <w:nsid w:val="49E81AFB"/>
     <w:multiLevelType w:val="multilevel"/>
     <w:tmpl w:val="8AD44A6A"/>
+    <w:lvl w:ilvl="0">
+      <w:start w:val="1"/>
+      <w:numFmt w:val="bullet"/>
+      <w:lvlText w:val=""/>
+      <w:lvlJc w:val="left"/>
+      <w:pPr>
+        <w:tabs>
+          <w:tab w:val="num" w:pos="720"/>
+        </w:tabs>
+        <w:ind w:left="720" w:hanging="360"/>
+      </w:pPr>
+      <w:rPr>
+        <w:rFonts w:ascii="Symbol" w:hAnsi="Symbol" w:hint="default"/>
+        <w:sz w:val="20"/>
+      </w:rPr>
+    </w:lvl>
+    <w:lvl w:ilvl="1" w:tentative="1">
+      <w:start w:val="1"/>
+      <w:numFmt w:val="bullet"/>
+      <w:lvlText w:val="o"/>
+      <w:lvlJc w:val="left"/>
+      <w:pPr>
+        <w:tabs>
+          <w:tab w:val="num" w:pos="1440"/>
+        </w:tabs>
+        <w:ind w:left="1440" w:hanging="360"/>
+      </w:pPr>
+      <w:rPr>
+        <w:rFonts w:ascii="Courier New" w:hAnsi="Courier New" w:hint="default"/>
+        <w:sz w:val="20"/>
+      </w:rPr>
+    </w:lvl>
+    <w:lvl w:ilvl="2" w:tentative="1">
+      <w:start w:val="1"/>
+      <w:numFmt w:val="bullet"/>
+      <w:lvlText w:val=""/>
+      <w:lvlJc w:val="left"/>
+      <w:pPr>
+        <w:tabs>
+          <w:tab w:val="num" w:pos="2160"/>
+        </w:tabs>
+        <w:ind w:left="2160" w:hanging="360"/>
+      </w:pPr>
+      <w:rPr>
+        <w:rFonts w:ascii="Wingdings" w:hAnsi="Wingdings" w:hint="default"/>
+        <w:sz w:val="20"/>
+      </w:rPr>
+    </w:lvl>
+    <w:lvl w:ilvl="3" w:tentative="1">
+      <w:start w:val="1"/>
+      <w:numFmt w:val="bullet"/>
+      <w:lvlText w:val=""/>
+      <w:lvlJc w:val="left"/>
+      <w:pPr>
+        <w:tabs>
+          <w:tab w:val="num" w:pos="2880"/>
+        </w:tabs>
+        <w:ind w:left="2880" w:hanging="360"/>
+      </w:pPr>
+      <w:rPr>
+        <w:rFonts w:ascii="Wingdings" w:hAnsi="Wingdings" w:hint="default"/>
+        <w:sz w:val="20"/>
+      </w:rPr>
+    </w:lvl>
+    <w:lvl w:ilvl="4" w:tentative="1">
+      <w:start w:val="1"/>
+      <w:numFmt w:val="bullet"/>
+      <w:lvlText w:val=""/>
+      <w:lvlJc w:val="left"/>
+      <w:pPr>
+        <w:tabs>
+          <w:tab w:val="num" w:pos="3600"/>
+        </w:tabs>
+        <w:ind w:left="3600" w:hanging="360"/>
+      </w:pPr>
+      <w:rPr>
+        <w:rFonts w:ascii="Wingdings" w:hAnsi="Wingdings" w:hint="default"/>
+        <w:sz w:val="20"/>
+      </w:rPr>
+    </w:lvl>
+    <w:lvl w:ilvl="5" w:tentative="1">
+      <w:start w:val="1"/>
+      <w:numFmt w:val="bullet"/>
+      <w:lvlText w:val=""/>
+      <w:lvlJc w:val="left"/>
+      <w:pPr>
+        <w:tabs>
+          <w:tab w:val="num" w:pos="4320"/>
+        </w:tabs>
+        <w:ind w:left="4320" w:hanging="360"/>
+      </w:pPr>
+      <w:rPr>
+        <w:rFonts w:ascii="Wingdings" w:hAnsi="Wingdings" w:hint="default"/>
+        <w:sz w:val="20"/>
+      </w:rPr>
+    </w:lvl>
+    <w:lvl w:ilvl="6" w:tentative="1">
+      <w:start w:val="1"/>
+      <w:numFmt w:val="bullet"/>
+      <w:lvlText w:val=""/>
+      <w:lvlJc w:val="left"/>
+      <w:pPr>
+        <w:tabs>
+          <w:tab w:val="num" w:pos="5040"/>
+        </w:tabs>
+        <w:ind w:left="5040" w:hanging="360"/>
+      </w:pPr>
+      <w:rPr>
+        <w:rFonts w:ascii="Wingdings" w:hAnsi="Wingdings" w:hint="default"/>
+        <w:sz w:val="20"/>
+      </w:rPr>
+    </w:lvl>
+    <w:lvl w:ilvl="7" w:tentative="1">
+      <w:start w:val="1"/>
+      <w:numFmt w:val="bullet"/>
+      <w:lvlText w:val=""/>
+      <w:lvlJc w:val="left"/>
+      <w:pPr>
+        <w:tabs>
+          <w:tab w:val="num" w:pos="5760"/>
+        </w:tabs>
+        <w:ind w:left="5760" w:hanging="360"/>
+      </w:pPr>
+      <w:rPr>
+        <w:rFonts w:ascii="Wingdings" w:hAnsi="Wingdings" w:hint="default"/>
+        <w:sz w:val="20"/>
+      </w:rPr>
+    </w:lvl>
+    <w:lvl w:ilvl="8" w:tentative="1">
+      <w:start w:val="1"/>
+      <w:numFmt w:val="bullet"/>
+      <w:lvlText w:val=""/>
+      <w:lvlJc w:val="left"/>
+      <w:pPr>
+        <w:tabs>
+          <w:tab w:val="num" w:pos="6480"/>
+        </w:tabs>
+        <w:ind w:left="6480" w:hanging="360"/>
+      </w:pPr>
+      <w:rPr>
+        <w:rFonts w:ascii="Wingdings" w:hAnsi="Wingdings" w:hint="default"/>
+        <w:sz w:val="20"/>
+      </w:rPr>
+    </w:lvl>
+  </w:abstractNum>
+  <w:abstractNum w:abstractNumId="10" w15:restartNumberingAfterBreak="0">
+    <w:nsid w:val="6BD46A0C"/>
+    <w:multiLevelType w:val="multilevel"/>
+    <w:tmpl w:val="59EAEE6A"/>
     <w:lvl w:ilvl="0">
       <w:start w:val="1"/>
       <w:numFmt w:val="bullet"/>
@@ -12904,22 +14060,31 @@
     <w:abstractNumId w:val="4"/>
   </w:num>
   <w:num w:numId="3" w16cid:durableId="1029919063">
-    <w:abstractNumId w:val="5"/>
+    <w:abstractNumId w:val="7"/>
   </w:num>
   <w:num w:numId="4" w16cid:durableId="363215368">
-    <w:abstractNumId w:val="6"/>
+    <w:abstractNumId w:val="8"/>
   </w:num>
   <w:num w:numId="5" w16cid:durableId="1073548580">
     <w:abstractNumId w:val="3"/>
   </w:num>
   <w:num w:numId="6" w16cid:durableId="674501580">
-    <w:abstractNumId w:val="7"/>
+    <w:abstractNumId w:val="9"/>
   </w:num>
   <w:num w:numId="7" w16cid:durableId="1002124030">
     <w:abstractNumId w:val="0"/>
   </w:num>
   <w:num w:numId="8" w16cid:durableId="2012634504">
     <w:abstractNumId w:val="1"/>
+  </w:num>
+  <w:num w:numId="9" w16cid:durableId="18825149">
+    <w:abstractNumId w:val="6"/>
+  </w:num>
+  <w:num w:numId="10" w16cid:durableId="2065248586">
+    <w:abstractNumId w:val="10"/>
+  </w:num>
+  <w:num w:numId="11" w16cid:durableId="1320501749">
+    <w:abstractNumId w:val="5"/>
   </w:num>
 </w:numbering>
 </file>
@@ -13525,6 +14690,7 @@
   <w:style w:type="character" w:default="1" w:styleId="DefaultParagraphFont">
     <w:name w:val="Default Paragraph Font"/>
     <w:uiPriority w:val="1"/>
+    <w:semiHidden/>
     <w:unhideWhenUsed/>
   </w:style>
   <w:style w:type="table" w:default="1" w:styleId="TableNormal">
